--- a/docs/docx/activity5-ADR-002-testable-analysis.docx
+++ b/docs/docx/activity5-ADR-002-testable-analysis.docx
@@ -297,7 +297,7 @@
     <w:multiLevelType w:val="multilevel"/>
     <w:lvl w:ilvl="0">
       <w:numFmt w:val="bullet"/>
-      <w:lvlText w:val=" "/>
+      <w:lvlText w:val="•"/>
       <w:lvlJc w:val="left"/>
       <w:pPr>
         <w:ind w:left="720" w:hanging="360"/>
@@ -305,7 +305,7 @@
     </w:lvl>
     <w:lvl w:ilvl="1">
       <w:numFmt w:val="bullet"/>
-      <w:lvlText w:val=" "/>
+      <w:lvlText w:val="•"/>
       <w:lvlJc w:val="left"/>
       <w:pPr>
         <w:ind w:left="1440" w:hanging="360"/>
@@ -313,7 +313,7 @@
     </w:lvl>
     <w:lvl w:ilvl="2">
       <w:numFmt w:val="bullet"/>
-      <w:lvlText w:val=" "/>
+      <w:lvlText w:val="•"/>
       <w:lvlJc w:val="left"/>
       <w:pPr>
         <w:ind w:left="2160" w:hanging="360"/>
@@ -321,7 +321,7 @@
     </w:lvl>
     <w:lvl w:ilvl="3">
       <w:numFmt w:val="bullet"/>
-      <w:lvlText w:val=" "/>
+      <w:lvlText w:val="•"/>
       <w:lvlJc w:val="left"/>
       <w:pPr>
         <w:ind w:left="2880" w:hanging="360"/>
@@ -329,7 +329,7 @@
     </w:lvl>
     <w:lvl w:ilvl="4">
       <w:numFmt w:val="bullet"/>
-      <w:lvlText w:val=" "/>
+      <w:lvlText w:val="•"/>
       <w:lvlJc w:val="left"/>
       <w:pPr>
         <w:ind w:left="3600" w:hanging="360"/>
@@ -337,7 +337,7 @@
     </w:lvl>
     <w:lvl w:ilvl="5">
       <w:numFmt w:val="bullet"/>
-      <w:lvlText w:val=" "/>
+      <w:lvlText w:val="•"/>
       <w:lvlJc w:val="left"/>
       <w:pPr>
         <w:ind w:left="4320" w:hanging="360"/>
@@ -345,7 +345,7 @@
     </w:lvl>
     <w:lvl w:ilvl="6">
       <w:numFmt w:val="bullet"/>
-      <w:lvlText w:val=" "/>
+      <w:lvlText w:val="•"/>
       <w:lvlJc w:val="left"/>
       <w:pPr>
         <w:ind w:left="5040" w:hanging="360"/>
@@ -353,7 +353,7 @@
     </w:lvl>
     <w:lvl w:ilvl="7">
       <w:numFmt w:val="bullet"/>
-      <w:lvlText w:val=" "/>
+      <w:lvlText w:val="•"/>
       <w:lvlJc w:val="left"/>
       <w:pPr>
         <w:ind w:left="5760" w:hanging="360"/>
@@ -361,7 +361,7 @@
     </w:lvl>
     <w:lvl w:ilvl="8">
       <w:numFmt w:val="bullet"/>
-      <w:lvlText w:val=" "/>
+      <w:lvlText w:val="•"/>
       <w:lvlJc w:val="left"/>
       <w:pPr>
         <w:ind w:left="6480" w:hanging="360"/>
